--- a/examples/tutorial/doc/10-integrated-tuning.docx
+++ b/examples/tutorial/doc/10-integrated-tuning.docx
@@ -1906,7 +1906,7 @@
         <w:rPr>
           <w:rStyle w:val="VerbatimChar"/>
         </w:rPr>
-        <w:t xml:space="preserve">## [1]  0.41597902  0.17798556 -0.07123254 -0.31749905 -0.54621717</w:t>
+        <w:t xml:space="preserve">## [1]  0.41597901  0.17798556 -0.07123254 -0.31749904 -0.54621713</w:t>
       </w:r>
       <w:r>
         <w:br/>
@@ -1933,7 +1933,7 @@
         <w:rPr>
           <w:rStyle w:val="VerbatimChar"/>
         </w:rPr>
-        <w:t xml:space="preserve">## [1] 0.01930299</w:t>
+        <w:t xml:space="preserve">## [1] 0.01930295</w:t>
       </w:r>
       <w:r>
         <w:br/>
@@ -1960,7 +1960,7 @@
         <w:rPr>
           <w:rStyle w:val="VerbatimChar"/>
         </w:rPr>
-        <w:t xml:space="preserve">## [1] 1.118812e-05</w:t>
+        <w:t xml:space="preserve">## [1] 1.118805e-05</w:t>
       </w:r>
       <w:r>
         <w:br/>
@@ -2023,7 +2023,7 @@
         <w:rPr>
           <w:rStyle w:val="VerbatimChar"/>
         </w:rPr>
-        <w:t xml:space="preserve">## 1 1.118812e-05 0.01930299 0.9999034</w:t>
+        <w:t xml:space="preserve">## 1 1.118805e-05 0.01930295 0.9999034</w:t>
       </w:r>
     </w:p>
     <w:p>
@@ -2197,7 +2197,7 @@
         <w:rPr>
           <w:rStyle w:val="VerbatimChar"/>
         </w:rPr>
-        <w:t xml:space="preserve">## 1 1.374045e-05 0.008416788 0.9999724</w:t>
+        <w:t xml:space="preserve">## 1 1.374047e-05 0.008416781 0.9999724</w:t>
       </w:r>
     </w:p>
     <w:p>
@@ -2440,7 +2440,7 @@
               <a:graphicData uri="http://schemas.openxmlformats.org/drawingml/2006/picture">
                 <pic:pic>
                   <pic:nvPicPr>
-                    <pic:cNvPr descr="/home/gpca/tspredit/examples/tutorial/doc/10-integrated-tuning_files/106224c38b27d5844d239326938c621a23c7ba6b.png" id="11" name="Picture"/>
+                    <pic:cNvPr descr="C:\Git\cefet-rj-dal\tspredit\examples\tutorial\doc\10-integrated-tuning_files/b712a771e64c5c6c766df8469fa763f2ff62a830.png" id="11" name="Picture"/>
                     <pic:cNvPicPr>
                       <a:picLocks noChangeArrowheads="1" noChangeAspect="1"/>
                     </pic:cNvPicPr>

--- a/examples/tutorial/doc/10-integrated-tuning.docx
+++ b/examples/tutorial/doc/10-integrated-tuning.docx
@@ -2440,7 +2440,7 @@
               <a:graphicData uri="http://schemas.openxmlformats.org/drawingml/2006/picture">
                 <pic:pic>
                   <pic:nvPicPr>
-                    <pic:cNvPr descr="C:\Git\cefet-rj-dal\tspredit\examples\tutorial\doc\10-integrated-tuning_files/b712a771e64c5c6c766df8469fa763f2ff62a830.png" id="11" name="Picture"/>
+                    <pic:cNvPr descr="C:\Git\dal\tspredit\examples\tutorial\doc\10-integrated-tuning_files/b712a771e64c5c6c766df8469fa763f2ff62a830.png" id="11" name="Picture"/>
                     <pic:cNvPicPr>
                       <a:picLocks noChangeArrowheads="1" noChangeAspect="1"/>
                     </pic:cNvPicPr>

--- a/examples/tutorial/doc/10-integrated-tuning.docx
+++ b/examples/tutorial/doc/10-integrated-tuning.docx
@@ -1615,25 +1615,25 @@
         <w:rPr>
           <w:rStyle w:val="VerbatimChar"/>
         </w:rPr>
-        <w:t xml:space="preserve">## 4          3      ts_norm_an ts_aug_none    2     0   500   4 1.212301e-04    </w:t>
-      </w:r>
-      <w:r>
-        <w:br/>
-      </w:r>
-      <w:r>
-        <w:rPr>
-          <w:rStyle w:val="VerbatimChar"/>
-        </w:rPr>
-        <w:t xml:space="preserve">## 5          4      ts_norm_an ts_aug_none    2     0   500   5 2.952699e-04    </w:t>
-      </w:r>
-      <w:r>
-        <w:br/>
-      </w:r>
-      <w:r>
-        <w:rPr>
-          <w:rStyle w:val="VerbatimChar"/>
-        </w:rPr>
-        <w:t xml:space="preserve">## 6          5      ts_norm_an ts_aug_none    2     0   500   6 2.707322e-04</w:t>
+        <w:t xml:space="preserve">## 4          3      ts_norm_an ts_aug_none    2     0   500   4 4.119861e-04    </w:t>
+      </w:r>
+      <w:r>
+        <w:br/>
+      </w:r>
+      <w:r>
+        <w:rPr>
+          <w:rStyle w:val="VerbatimChar"/>
+        </w:rPr>
+        <w:t xml:space="preserve">## 5          4      ts_norm_an ts_aug_none    2     0   500   5 3.689758e-04    </w:t>
+      </w:r>
+      <w:r>
+        <w:br/>
+      </w:r>
+      <w:r>
+        <w:rPr>
+          <w:rStyle w:val="VerbatimChar"/>
+        </w:rPr>
+        <w:t xml:space="preserve">## 6          5      ts_norm_an ts_aug_none    2     0   500   6 1.430516e-04</w:t>
       </w:r>
     </w:p>
     <w:p>
@@ -1906,7 +1906,7 @@
         <w:rPr>
           <w:rStyle w:val="VerbatimChar"/>
         </w:rPr>
-        <w:t xml:space="preserve">## [1]  0.41597901  0.17798556 -0.07123254 -0.31749904 -0.54621713</w:t>
+        <w:t xml:space="preserve">## [1]  0.41597902  0.17798556 -0.07123254 -0.31749905 -0.54621717</w:t>
       </w:r>
       <w:r>
         <w:br/>
@@ -1933,7 +1933,7 @@
         <w:rPr>
           <w:rStyle w:val="VerbatimChar"/>
         </w:rPr>
-        <w:t xml:space="preserve">## [1] 0.01930295</w:t>
+        <w:t xml:space="preserve">## [1] 0.01930299</w:t>
       </w:r>
       <w:r>
         <w:br/>
@@ -1960,7 +1960,7 @@
         <w:rPr>
           <w:rStyle w:val="VerbatimChar"/>
         </w:rPr>
-        <w:t xml:space="preserve">## [1] 1.118805e-05</w:t>
+        <w:t xml:space="preserve">## [1] 1.118812e-05</w:t>
       </w:r>
       <w:r>
         <w:br/>
@@ -2023,7 +2023,7 @@
         <w:rPr>
           <w:rStyle w:val="VerbatimChar"/>
         </w:rPr>
-        <w:t xml:space="preserve">## 1 1.118805e-05 0.01930295 0.9999034</w:t>
+        <w:t xml:space="preserve">## 1 1.118812e-05 0.01930299 0.9999034</w:t>
       </w:r>
     </w:p>
     <w:p>
@@ -2197,7 +2197,7 @@
         <w:rPr>
           <w:rStyle w:val="VerbatimChar"/>
         </w:rPr>
-        <w:t xml:space="preserve">## 1 1.374047e-05 0.008416781 0.9999724</w:t>
+        <w:t xml:space="preserve">## 1 1.374045e-05 0.008416788 0.9999724</w:t>
       </w:r>
     </w:p>
     <w:p>
@@ -2440,7 +2440,7 @@
               <a:graphicData uri="http://schemas.openxmlformats.org/drawingml/2006/picture">
                 <pic:pic>
                   <pic:nvPicPr>
-                    <pic:cNvPr descr="C:\Git\dal\tspredit\examples\tutorial\doc\10-integrated-tuning_files/b712a771e64c5c6c766df8469fa763f2ff62a830.png" id="11" name="Picture"/>
+                    <pic:cNvPr descr="/home/gpca/tspredit/examples/tutorial/doc/10-integrated-tuning_files/106224c38b27d5844d239326938c621a23c7ba6b.png" id="11" name="Picture"/>
                     <pic:cNvPicPr>
                       <a:picLocks noChangeArrowheads="1" noChangeAspect="1"/>
                     </pic:cNvPicPr>
